--- a/manuscript-materials/scidata/Neurotech_EEG_Dataset_SciData.docx
+++ b/manuscript-materials/scidata/Neurotech_EEG_Dataset_SciData.docx
@@ -13,7 +13,7 @@
           <w:i w:val="0"/>
           <w:sz w:val="32"/>
         </w:rPr>
-        <w:t>Clinical scalp electroencephalography of 4,914 patients including multi-day ambulatory home recordings</w:t>
+        <w:t>Clinical scalp electroencephalography of 4,912 patients including multi-day ambulatory home recordings</w:t>
       </w:r>
     </w:p>
     <w:p>
@@ -301,7 +301,7 @@
           <w:i w:val="0"/>
           <w:sz w:val="22"/>
         </w:rPr>
-        <w:t>Large, clinically representative public electroencephalography (EEG) datasets are scarce and consist mainly of in-hospital recordings. We describe a de-identified clinical scalp EEG dataset comprising all studies performed by a single ambulatory EEG service provider in the United States from 2021 to 2025: 4,914 patients and 23,607 EDF recording segments totaling 212,186 hours (10.2 TB). Most are multi-day ambulatory recordings acquired in patients' homes; the remainder are routine outpatient studies. Recordings were acquired on Lifelines or EMS ambulatory systems at 256 Hz with the International 10-20 montage, and carry 226,486 technologist annotations placed during routine clinical workflow, including spike, seizure, and free-text markers. De-identified patient-level clinical metadata from scanned clinical records (age, sex, referral diagnoses, comorbidities, medications, and reported EEG findings) are provided for 98% of patients. The dataset is organized in Brain Imaging Data Structure (BIDS) format and distributed through the Brain Data Science Platform under a data use agreement. It supports development and validation of automated EEG analysis and studies of clinical annotation practice in out-of-hospital settings.</w:t>
+        <w:t>Large, clinically representative public electroencephalography (EEG) datasets are scarce and consist mainly of in-hospital recordings. We describe a de-identified clinical scalp EEG dataset comprising all studies performed by a single ambulatory EEG service provider in the United States from 2021 to 2025: 4,912 patients and 23,600 EDF recording segments totaling 212,133 hours (10.2 TB). Most are multi-day ambulatory recordings acquired in patients' homes; the remainder are routine outpatient studies. Recordings were acquired on Lifelines or EMS ambulatory systems at 256 Hz with the International 10-20 montage, and carry 225,957 technologist annotations placed during routine clinical workflow, including spike, seizure, and free-text markers. De-identified patient-level clinical metadata from scanned clinical records (age, sex, referral diagnoses, comorbidities, medications, and reported EEG findings) are provided for 98% of patients. The dataset is organized in Brain Imaging Data Structure (BIDS) format and distributed through the Brain Data Science Platform under a data use agreement. It supports development and validation of automated EEG analysis and studies of clinical annotation practice in out-of-hospital settings.</w:t>
       </w:r>
     </w:p>
     <w:p>
@@ -538,7 +538,7 @@
           <w:i w:val="0"/>
           <w:sz w:val="22"/>
         </w:rPr>
-        <w:t>, which comprises all clinical EEG studies performed by a single accredited ambulatory EEG service provider between 2021 and 2025: 23,607 EDF recording segments from 4,914 patients totaling 212,186 recording hours. Three characteristics distinguish it from existing resources. First, most recordings are ambulatory or multi-day studies acquired in patients' homes, an out-of-hospital context largely absent from existing corpora; HEEDB, hosted on the same platform, comprises routine, epilepsy monitoring unit, and intensive care unit recordings acquired in clinical facilities. Second, the recordings were acquired on ambulatory hardware (Lifelines or EMS systems) that differs from the acquisition systems represented in existing corpora, which may be useful for cross-platform evaluation. Third, the clinical workflow annotations are released intact, including 50,482 spike markers and 6,892 seizure markers placed or confirmed by EEG technologists, together with free-text observations. These workflow-native annotations lack the consistency of multi-expert research labels, but they document the conditions under which automated systems must operate in practice (Figure 1). De-identified patient-level clinical metadata extracted from scanned clinical documentation accompany the recordings.</w:t>
+        <w:t>, which comprises all clinical EEG studies performed by a single accredited ambulatory EEG service provider between 2021 and 2025: 23,600 EDF recording segments from 4,912 patients totaling 212,133 recording hours. Three characteristics distinguish it from existing resources. First, most recordings are ambulatory or multi-day studies acquired in patients' homes, an out-of-hospital context largely absent from existing corpora; HEEDB, hosted on the same platform, comprises routine, epilepsy monitoring unit, and intensive care unit recordings acquired in clinical facilities. Second, the recordings were acquired on ambulatory hardware (Lifelines or EMS systems) that differs from the acquisition systems represented in existing corpora, which may be useful for cross-platform evaluation. Third, the clinical workflow annotations are released intact, including 51,546 spike markers and 6,956 seizure markers placed or confirmed by EEG technologists, together with free-text observations. These workflow-native annotations lack the consistency of multi-expert research labels, but they document the conditions under which automated systems must operate in practice (Figure 1). De-identified patient-level clinical metadata extracted from scanned clinical documentation accompany the recordings.</w:t>
       </w:r>
     </w:p>
     <w:p>
@@ -1396,7 +1396,7 @@
                 <w:i w:val="0"/>
                 <w:sz w:val="18"/>
               </w:rPr>
-              <w:t>4,914</w:t>
+              <w:t>4,912</w:t>
             </w:r>
           </w:p>
         </w:tc>
@@ -1413,7 +1413,7 @@
                 <w:i w:val="0"/>
                 <w:sz w:val="18"/>
               </w:rPr>
-              <w:t>23,607 EDF segments</w:t>
+              <w:t>23,600 EDF segments</w:t>
             </w:r>
           </w:p>
         </w:tc>
@@ -1430,7 +1430,7 @@
                 <w:i w:val="0"/>
                 <w:sz w:val="18"/>
               </w:rPr>
-              <w:t>212,186</w:t>
+              <w:t>212,133</w:t>
             </w:r>
           </w:p>
         </w:tc>
@@ -1524,7 +1524,7 @@
           <w:i w:val="0"/>
           <w:sz w:val="22"/>
         </w:rPr>
-        <w:t>The dataset comprises all clinical EEG recordings performed by Neurotech, LLC, an accredited EEG monitoring service provider, between 2021 and 2025. Rather than a single hospital or center, Neurotech performs ambulatory EEG in patients' homes together with some routine outpatient studies (and occasional routine inpatient bedside recordings), across geographically distributed sites in the United States, using a uniform hardware and technologist workflow. No inclusion or exclusion criteria were applied; the cohort represents the full clinical caseload. Recording types span routine outpatient EEGs (typically under 1 hour), ambulatory monitoring studies (1 to 24 hours), and prolonged multi-day ambulatory monitoring (over 24 hours). Because the acquisition system exports each continuous recording as multiple EDF files, the 4,914 patients contributed 23,607 EDF recording segments containing signal data (median 3 segments per patient, interquartile range 1 to 6; 73% of patients have more than one segment). Grouping segments by recording date indicates that they correspond to far fewer distinct EEG studies, approximately one multi-day ambulatory study per patient (median one recording session per patient, spanning roughly two recording days), so the segment count should not be read as a count of separate EEG studies.</w:t>
+        <w:t>The dataset comprises all clinical EEG recordings performed by Neurotech, LLC, an accredited EEG monitoring service provider, between 2021 and 2025. Rather than a single hospital or center, Neurotech performs ambulatory EEG in patients' homes together with some routine outpatient studies (and occasional routine inpatient bedside recordings), across geographically distributed sites in the United States, using a uniform hardware and technologist workflow. No inclusion or exclusion criteria were applied; the cohort represents the full clinical caseload. Recording types span routine outpatient EEGs (typically under 1 hour), ambulatory monitoring studies (1 to 24 hours), and prolonged multi-day ambulatory monitoring (over 24 hours). Because the acquisition system exports each continuous recording as multiple EDF files, the 4,912 patients contributed 23,600 EDF recording segments containing signal data (median 3 segments per patient, interquartile range 1 to 6; 73% of patients have more than one segment). Grouping segments by recording date indicates that they correspond to far fewer distinct EEG studies, approximately one multi-day ambulatory study per patient (median one recording session per patient, spanning roughly two recording days), so the segment count should not be read as a count of separate EEG studies.</w:t>
       </w:r>
     </w:p>
     <w:p>
@@ -1802,7 +1802,7 @@
           <w:i w:val="0"/>
           <w:sz w:val="22"/>
         </w:rPr>
-        <w:t>Clinical documentation was available as scanned PDF packets for 4,812 of 4,914 patients (98%), incrementally synced from a Neurotech-managed Amazon Web Services Transfer Family Secure File Transfer Protocol endpoint. Each packet contained a Neurotech technologist scan report, hourly monitoring logs, referring physician intake forms, and in many cases clinical progress notes from the referring neurologist. We developed a three-stage extraction pipeline: (1) text extraction from PDFs using pdftotext, with optical character recognition (OCR) via Tesseract for scanned pages (59% of documents required OCR); (2) document segmentation into sub-document types using regex-based landmark detection; and (3) structured field extraction using deterministic regex parsers for standardized report sections (technologist scan reports, hourly monitoring logs, EEG orders) and a locally hosted open-weight large language model (Qwen2.5, run on-device via Apple MLX) for narrative clinical text (clinical progress notes, intake forms, imaging reports). The pipeline runs entirely on-premises, so clinical text never leaves the secure environment. It identified 40,529 sub-documents across 11 document types and extracted EEG findings (posterior dominant rhythm, epileptiform discharges, seizure descriptions), referral diagnoses (International Classification of Diseases, 10th Revision, ICD-10, codes), patient demographics, medication lists, and hour-by-hour EEG monitoring data. Each clinical record was linked to its de-identified subject identifier through a four-tier name-matching procedure (exact, normalized, first-root, and Levenshtein edit distance of 2 or less), achieving 99.96% successful linkage; unmatched and low-confidence patients were excluded from the de-identified output. Manual review of 30 randomly sampled patient records found no hallucinated values across all extracted fields, and cross-checking medication names and diagnosis codes against source text confirmed accurate extraction in 94% of cases (the remaining 6% reflected minor OCR-related spelling differences in the source text rather than extraction errors). Only patient-level structured fields are released; no dates, names, or free text from the clinical records are included.</w:t>
+        <w:t>Clinical documentation was available as scanned PDF packets for 4,812 of 4,912 patients (98%), incrementally synced from a Neurotech-managed Amazon Web Services Transfer Family Secure File Transfer Protocol endpoint. Each packet contained a Neurotech technologist scan report, hourly monitoring logs, referring physician intake forms, and in many cases clinical progress notes from the referring neurologist. We developed a three-stage extraction pipeline: (1) text extraction from PDFs using pdftotext, with optical character recognition (OCR) via Tesseract for scanned pages (59% of documents required OCR); (2) document segmentation into sub-document types using regex-based landmark detection; and (3) structured field extraction using deterministic regex parsers for standardized report sections (technologist scan reports, hourly monitoring logs, EEG orders) and a locally hosted open-weight large language model (Qwen2.5, run on-device via Apple MLX) for narrative clinical text (clinical progress notes, intake forms, imaging reports). The pipeline runs entirely on-premises, so clinical text never leaves the secure environment. It identified 40,529 sub-documents across 11 document types and extracted EEG findings (posterior dominant rhythm, epileptiform discharges, seizure descriptions), referral diagnoses (International Classification of Diseases, 10th Revision, ICD-10, codes), patient demographics, medication lists, and hour-by-hour EEG monitoring data. Each clinical record was linked to its de-identified subject identifier through a four-tier name-matching procedure (exact, normalized, first-root, and Levenshtein edit distance of 2 or less), achieving 99.96% successful linkage; unmatched and low-confidence patients were excluded from the de-identified output. Manual review of 30 randomly sampled patient records found no hallucinated values across all extracted fields, and cross-checking medication names and diagnosis codes against source text confirmed accurate extraction in 94% of cases (the remaining 6% reflected minor OCR-related spelling differences in the source text rather than extraction errors). Only patient-level structured fields are released; no dates, names, or free text from the clinical records are included.</w:t>
       </w:r>
     </w:p>
     <w:p>
@@ -1935,7 +1935,7 @@
           <w:i w:val="0"/>
           <w:sz w:val="22"/>
         </w:rPr>
-        <w:t xml:space="preserve"> (DOI 10.60508/v99k-ek82) and stored at s3://bdsp-opendata-repository/EEG/bids/Neurotech/. Access is controlled: users register on BDSP, complete credentialing, and sign a data use agreement, after which the full dataset can be downloaded (see Usage Notes). The release follows BIDS-EEG version 1.7.0 and comprises approximately 232,000 files totaling 10.2 TB. Table 2 defines every file type and field.</w:t>
+        <w:t xml:space="preserve"> (DOI 10.60508/v99k-ek82) and stored at s3://bdsp-opendata-repository/EEG/bids/Neurotech/. Access is controlled: users register on BDSP, complete credentialing, and sign a data use agreement, after which the full dataset can be downloaded (see Usage Notes). The release follows BIDS-EEG version 1.7.0 and comprises approximately 231,800 files totaling 10.2 TB. Table 2 defines every file type and field.</w:t>
       </w:r>
     </w:p>
     <w:p>
@@ -2053,7 +2053,7 @@
           <w:i w:val="0"/>
           <w:sz w:val="22"/>
         </w:rPr>
-        <w:t>sub-NeurotechN/ses-M/eeg/sub-NeurotechN_ses-M_task-EEG_Xltek.csv (present for 14,517 sessions)</w:t>
+        <w:t>sub-NeurotechN/ses-M/eeg/sub-NeurotechN_ses-M_task-EEG_Xltek.csv (present for 14,491 sessions)</w:t>
       </w:r>
     </w:p>
     <w:p>
@@ -2073,7 +2073,7 @@
           <w:i w:val="0"/>
           <w:sz w:val="22"/>
         </w:rPr>
-        <w:t xml:space="preserve"> Of the EDF files in the release, 23,607 contain signal data. A further 30,819 EDF files are header-only stubs produced by the acquisition system at recording-session boundaries and aborted-start events; they contain a valid EDF header with channel definitions but no data records. They are released alongside the signal-bearing files, with their own session directories and sidecars, to preserve session-level integrity for users wishing to reconstruct complete clinical visits. For any signal-level analysis they should be excluded, for example by filtering on the number of data records in the EDF header or on RecordingDuration in the JSON sidecar.</w:t>
+        <w:t xml:space="preserve"> Of the EDF files in the release, 23,600 contain signal data. A further 30,719 EDF files are header-only stubs produced by the acquisition system at recording-session boundaries and aborted-start events; they contain a valid EDF header with channel definitions but no data records. They are released alongside the signal-bearing files, with their own session directories and sidecars, to preserve session-level integrity for users wishing to reconstruct complete clinical visits. For any signal-level analysis they should be excluded, for example by filtering on the number of data records in the EDF header or on RecordingDuration in the JSON sidecar.</w:t>
       </w:r>
     </w:p>
     <w:p>
@@ -2812,7 +2812,7 @@
                 <w:i w:val="0"/>
                 <w:sz w:val="18"/>
               </w:rPr>
-              <w:t>54,426 sessions</w:t>
+              <w:t>54,319 sessions</w:t>
             </w:r>
           </w:p>
         </w:tc>
@@ -2882,7 +2882,7 @@
                 <w:i w:val="0"/>
                 <w:sz w:val="18"/>
               </w:rPr>
-              <w:t>23,607 with signal; 30,819 header-only</w:t>
+              <w:t>23,600 with signal; 30,719 header-only</w:t>
             </w:r>
           </w:p>
         </w:tc>
@@ -3092,7 +3092,7 @@
                 <w:i w:val="0"/>
                 <w:sz w:val="18"/>
               </w:rPr>
-              <w:t>14,517 sessions</w:t>
+              <w:t>14,491 sessions</w:t>
             </w:r>
           </w:p>
         </w:tc>
@@ -3155,7 +3155,7 @@
           <w:i w:val="0"/>
           <w:sz w:val="22"/>
         </w:rPr>
-        <w:t>Table 3 and Figure 3 summarize the contents of the release. Of the 23,607 signal-bearing EDF segments, 36% are under one hour, 53% are between 1 and 24 hours, and 11% exceed 24 hours (Figure 3a); the segments correspond to approximately one multi-day ambulatory study per patient. Technologist clips (53,469) and spike markers (50,482) are the most frequent annotation categories, followed by free-text observations, sharp waves (21,330), slowing (19,401), activation procedures (15,746), and seizure markers (6,892) (Figure 3b); 14,517 segments (61%) carry at least one annotation, with a median of 8 annotations per annotated segment (interquartile range 3 to 21). Epilepsy (ICD-10 G40) accounts for 54% of referral codes, followed by convulsions (R56, 13%) and abnormal movements (R25, 5%) (Figure 3c). Age at first EEG spans infancy to old age with a median of 27 years and a bimodal distribution reflecting pediatric and adult referrals (Figure 3d). Among 10,726 technologist reports, 34% were read as abnormal, interictal epileptiform discharges were documented in 6,345 and electrographic seizures in 2,379; the posterior dominant rhythm frequency peaks at 9 to 10 Hz (Figure 3e), and generalized spike and spike-and-wave patterns are the most common epileptiform morphologies (Figure 3f). Every value in this section is regenerated from the released data by the code described in Code Availability.</w:t>
+        <w:t>Table 3 and Figure 3 summarize the contents of the release. Of the 23,600 signal-bearing EDF segments, 36% are under one hour, 53% are between 1 and 24 hours, and 11% exceed 24 hours (Figure 3a); the segments correspond to approximately one multi-day ambulatory study per patient. Technologist clips (53,280) and spike markers (51,546) are the most frequent annotation categories, followed by free-text observations, sharp waves (21,290), slowing (19,364), activation procedures (11,688), and seizure markers (6,956) (Figure 3b); 14,491 segments (61%) carry at least one annotation, with a median of 8 annotations per annotated segment (interquartile range 3 to 19). Epilepsy (ICD-10 G40) accounts for 54% of referral codes, followed by convulsions (R56, 13%) and abnormal movements (R25, 5%) (Figure 3c). Age at first EEG spans infancy to old age with a median of 27 years and a bimodal distribution reflecting pediatric and adult referrals (Figure 3d). Among 10,726 technologist reports, 34% were read as abnormal, interictal epileptiform discharges were documented in 6,345 and electrographic seizures in 2,379; the posterior dominant rhythm frequency peaks at 9 to 10 Hz (Figure 3e), and generalized spike and spike-and-wave patterns are the most common epileptiform morphologies (Figure 3f). Every value in this section is regenerated from the released data by the code described in Code Availability.</w:t>
       </w:r>
     </w:p>
     <w:p>
@@ -3178,7 +3178,7 @@
           <w:i w:val="0"/>
           <w:sz w:val="22"/>
         </w:rPr>
-        <w:t xml:space="preserve"> Clinical metadata were extracted from technologist scan reports and referring physician documentation for the patients with available clinical records (4,812 of 4,914). Age and sex were extractable for 2,915 and 3,005 patients respectively. EEG findings are from technologist scan reports (10,726 studies). Recording statistics are from the full BIDS release. IQR, interquartile range.</w:t>
+        <w:t xml:space="preserve"> Clinical metadata were extracted from technologist scan reports and referring physician documentation for the patients with available clinical records (4,812 of 4,912). Age and sex were extractable for 2,915 and 3,005 patients respectively. EEG findings are from technologist scan reports (10,726 studies). Recording statistics are from the full BIDS release. IQR, interquartile range.</w:t>
       </w:r>
     </w:p>
     <w:tbl>
@@ -3311,7 +3311,7 @@
                 <w:i w:val="0"/>
                 <w:sz w:val="18"/>
               </w:rPr>
-              <w:t>4,914</w:t>
+              <w:t>4,912</w:t>
             </w:r>
           </w:p>
         </w:tc>
@@ -3858,7 +3858,7 @@
                 <w:i w:val="0"/>
                 <w:sz w:val="18"/>
               </w:rPr>
-              <w:t>23,607</w:t>
+              <w:t>23,600</w:t>
             </w:r>
           </w:p>
         </w:tc>
@@ -3902,7 +3902,7 @@
                 <w:i w:val="0"/>
                 <w:sz w:val="18"/>
               </w:rPr>
-              <w:t>212,186</w:t>
+              <w:t>212,133</w:t>
             </w:r>
           </w:p>
         </w:tc>
@@ -4096,7 +4096,7 @@
                 <w:i w:val="0"/>
                 <w:sz w:val="18"/>
               </w:rPr>
-              <w:t>14,517</w:t>
+              <w:t>14,491</w:t>
             </w:r>
           </w:p>
         </w:tc>
@@ -4149,7 +4149,7 @@
                 <w:i w:val="0"/>
                 <w:sz w:val="18"/>
               </w:rPr>
-              <w:t>226,486</w:t>
+              <w:t>225,957</w:t>
             </w:r>
           </w:p>
         </w:tc>
@@ -4447,7 +4447,7 @@
           <w:i w:val="0"/>
           <w:sz w:val="22"/>
         </w:rPr>
-        <w:t>All 23,607 signal-bearing EEG recordings were validated for EDF format compliance during BIDS conversion, and every session directory was generated with its sidecar, channels table, and scans table by the same conversion script. Channel configuration is consistent across recordings, with all signal-bearing files containing 22 to 30 channels at 256 Hz (median 28 channels). The 30,819 header-only stubs were verified to contain zero data records and are documented in Data Records. Signal quality metrics beyond format compliance (for example impedance values or artifact rates) are not reported; users should apply quality control appropriate to their use case. Figure 4 shows representative traces from one released recording, illustrating normal background activity and an interictal spike with its accompanying technologist annotation.</w:t>
+        <w:t>All 23,600 signal-bearing EEG recordings were validated for EDF format compliance during BIDS conversion, and every session directory was generated with its sidecar, channels table, and scans table by the same conversion script. Channel configuration is consistent across recordings, with all signal-bearing files containing 22 to 30 channels at 256 Hz (median 28 channels). The 30,719 header-only stubs were verified to contain zero data records and are documented in Data Records. Signal quality metrics beyond format compliance (for example impedance values or artifact rates) are not reported; users should apply quality control appropriate to their use case. Figure 4 shows representative traces from one released recording, illustrating normal background activity and an interictal spike with its accompanying technologist annotation.</w:t>
       </w:r>
     </w:p>
     <w:p>
@@ -4472,7 +4472,7 @@
           <w:i w:val="0"/>
           <w:sz w:val="22"/>
         </w:rPr>
-        <w:t>Of the 23,607 signal-bearing recordings, 14,517 (61%) have at least one technologist annotation file, and nearly all patients have at least one annotated recording. Annotation density varies widely: the median annotated recording contains 8 annotations (interquartile range 3 to 21), corresponding to 1.13 annotations per hour (interquartile range 0.47 to 2.78), with routine EEGs typically showing higher per-hour density and prolonged studies more total events (Figure 3b).</w:t>
+        <w:t>Of the 23,600 signal-bearing recordings, 14,491 (61%) have at least one technologist annotation file, and nearly all patients have at least one annotated recording. Annotation density varies widely: the median annotated recording contains 8 annotations (interquartile range 3 to 19), corresponding to 1.08 annotations per hour (interquartile range 0.46 to 2.90), with routine EEGs typically showing higher per-hour density and prolonged studies more total events (Figure 3b).</w:t>
       </w:r>
     </w:p>
     <w:p>
@@ -4561,7 +4561,7 @@
           <w:i w:val="0"/>
           <w:sz w:val="22"/>
         </w:rPr>
-        <w:t>: we scanned all 226,486 annotation text entries from the source data for potential PHI. Pattern matching identified annotations containing embedded dates (all shifted in the output) and annotations containing patient first or last names (all replaced with [NAME] in the output). No medical record numbers, phone numbers, or other identifiers were detected in the released data.</w:t>
+        <w:t>: we scanned all 225,957 annotation text entries from the source data for potential PHI. Pattern matching identified annotations containing embedded dates (all shifted in the output) and annotations containing patient first or last names (all replaced with [NAME] in the output). No medical record numbers, phone numbers, or other identifiers were detected in the released data.</w:t>
       </w:r>
     </w:p>
     <w:p>
@@ -4759,7 +4759,7 @@
           <w:i w:val="0"/>
           <w:sz w:val="22"/>
         </w:rPr>
-        <w:t>The annotations provide pre-existing labels for spike and seizure detection (50,482 spike markers and 6,892 seizure markers across 14,517 annotated segments), and the mix of routine and multi-day home recordings supports evaluation of algorithms across recording settings. The unselected cohort and linked clinical metadata support studies of EEG finding prevalence and of annotation practice in clinical workflow. Users should note the following limitations. First, all recordings originate from a single service provider using one hardware and acquisition workflow; although studies were acquired in many settings and geographically distributed sites, generalization to other providers and platforms requires caution. Second, annotations are clinical workflow annotations placed by technologists during routine practice, not multi-expert research labels, and may include unconfirmed automated detections; they should not be treated as ground truth without independent validation. Third, clinical metadata were extracted from scanned documentation with OCR, regex parsing, and a large language model, and coverage varies by field: age is available for 59% of patients, sex for 61%, referral diagnosis codes for 63%, and anti-seizure medication data for 32%; fields extracted from handwritten forms have lower accuracy than those from typed notes. Fourth, annotation coverage is heterogeneous: 61% of signal-bearing segments have annotation files. Fifth, the release contains 30,819 header-only stubs alongside the 23,607 signal-bearing recordings, as described above. Sixth, name-based linkage between clinical records and de-identified subject identifiers excluded 0.04% of clinical record folders whose names differed substantially between source systems.</w:t>
+        <w:t>The annotations provide pre-existing labels for spike and seizure detection (51,546 spike markers and 6,956 seizure markers across 14,491 annotated segments), and the mix of routine and multi-day home recordings supports evaluation of algorithms across recording settings. The unselected cohort and linked clinical metadata support studies of EEG finding prevalence and of annotation practice in clinical workflow. Users should note the following limitations. First, all recordings originate from a single service provider using one hardware and acquisition workflow; although studies were acquired in many settings and geographically distributed sites, generalization to other providers and platforms requires caution. Second, annotations are clinical workflow annotations placed by technologists during routine practice, not multi-expert research labels, and may include unconfirmed automated detections; they should not be treated as ground truth without independent validation. Third, clinical metadata were extracted from scanned documentation with OCR, regex parsing, and a large language model, and coverage varies by field: age is available for 59% of patients, sex for 61%, referral diagnosis codes for 63%, and anti-seizure medication data for 32%; fields extracted from handwritten forms have lower accuracy than those from typed notes. Fourth, annotation coverage is heterogeneous: 61% of signal-bearing segments have annotation files. Fifth, the release contains 30,719 header-only stubs alongside the 23,600 signal-bearing recordings, as described above. Sixth, name-based linkage between clinical records and de-identified subject identifiers excluded 0.04% of clinical record folders whose names differed substantially between source systems.</w:t>
       </w:r>
     </w:p>
     <w:p>
@@ -5033,7 +5033,7 @@
           <w:i w:val="0"/>
           <w:sz w:val="22"/>
         </w:rPr>
-        <w:t xml:space="preserve"> Data pipeline from clinical recording to public release. Clinical EEG from 4,914 patients recorded between 2021 and 2025 on Lifelines or EMS ambulatory equipment with Persyst detection was exported as 23,607 signal-bearing EDF recording segments (212,186 hours) with annotation files, de-identified through header scrubbing, per-patient date shifting (uniform random offset of up to 365 days in either direction), and automated name replacement in free text, converted to BIDS-EEG format, and released through the Brain Data Science Platform under a data use agreement.</w:t>
+        <w:t xml:space="preserve"> Data pipeline from clinical recording to public release. Clinical EEG from 4,912 patients recorded between 2021 and 2025 on Lifelines or EMS ambulatory equipment with Persyst detection was exported as 23,600 signal-bearing EDF recording segments (212,133 hours) with annotation files, de-identified through header scrubbing, per-patient date shifting (uniform random offset of up to 365 days in either direction), and automated name replacement in free text, converted to BIDS-EEG format, and released through the Brain Data Science Platform under a data use agreement.</w:t>
       </w:r>
     </w:p>
     <w:p>
@@ -5157,7 +5157,7 @@
           <w:i w:val="0"/>
           <w:sz w:val="22"/>
         </w:rPr>
-        <w:t xml:space="preserve"> Overview of the released data. (a) Distribution of EDF segment duration on a logarithmic scale (n = 23,607 signal-bearing segments); dashed lines mark 1 hour and 24 hours. (b) Most frequent annotation categories among the 226,486 annotations, derived from annotation text by keyword matching; categories are not mutually exclusive and the residual uncategorized remainder is omitted. (c) Referral indications by ICD-10 code group (n = 13,049 codes from intake documents). (d) Age at first EEG (n = 2,915 patients with extractable date of birth); the dashed line marks the median. (e) Posterior dominant rhythm frequency extracted from technologist reports (n = 8,057 studies); shading marks the 8 to 13 Hz range. (f) Interictal epileptiform discharge morphology by spatial distribution across 6,345 studies with documented discharges; cell values are numbers of studies and a study may contribute to several cells.</w:t>
+        <w:t xml:space="preserve"> Overview of the released data. (a) Distribution of EDF segment duration on a logarithmic scale (n = 23,600 signal-bearing segments); dashed lines mark 1 hour and 24 hours. (b) Most frequent annotation categories among the 225,957 annotations, derived from annotation text by keyword matching; categories are not mutually exclusive and the residual uncategorized remainder is omitted. (c) Referral indications by ICD-10 code group (n = 13,049 codes from intake documents). (d) Age at first EEG (n = 2,915 patients with extractable date of birth); the dashed line marks the median. (e) Posterior dominant rhythm frequency extracted from technologist reports (n = 8,057 studies); shading marks the 8 to 13 Hz range. (f) Interictal epileptiform discharge morphology by spatial distribution across 6,345 studies with documented discharges; cell values are numbers of studies and a study may contribute to several cells.</w:t>
       </w:r>
     </w:p>
     <w:p>

--- a/manuscript-materials/scidata/Neurotech_EEG_Dataset_SciData.docx
+++ b/manuscript-materials/scidata/Neurotech_EEG_Dataset_SciData.docx
@@ -4709,7 +4709,47 @@
           <w:i w:val="0"/>
           <w:sz w:val="22"/>
         </w:rPr>
-        <w:t xml:space="preserve"> with their name, institution, and email address, complete BDSP credentialing, and sign the BDSP data use agreement, which prohibits attempts at re-identification and redistribution of the data. Credentialed users then receive access credentials for direct download from the storage location given in Data Records; the BDSP site provides the agreement text and download instructions.</w:t>
+        <w:t xml:space="preserve"> with their name, institution, and email address, complete BDSP credentialing, and sign the BDSP data use agreement, which prohibits attempts at re-identification and redistribution of the data. Credentialed users then receive access credentials for direct download from the storage location given in Data Records. The text of the data use agreement is publicly viewable at </w:t>
+      </w:r>
+      <w:hyperlink r:id="rId11">
+        <w:r>
+          <w:rPr>
+            <w:rFonts w:ascii="Times New Roman" w:hAnsi="Times New Roman"/>
+            <w:sz w:val="22"/>
+            <w:color w:val="0563C1"/>
+            <w:u w:val="single"/>
+          </w:rPr>
+          <w:t xml:space="preserve">https://bdsp.io/content/nf89816gtxbon11kbr9a/view-dua/1.0/</w:t>
+        </w:r>
+      </w:hyperlink>
+      <w:r>
+        <w:rPr>
+          <w:rFonts w:ascii="Times New Roman" w:hAnsi="Times New Roman"/>
+          <w:b w:val="0"/>
+          <w:i w:val="0"/>
+          <w:sz w:val="22"/>
+        </w:rPr>
+        <w:t xml:space="preserve"> and the dataset license at </w:t>
+      </w:r>
+      <w:hyperlink r:id="rId12">
+        <w:r>
+          <w:rPr>
+            <w:rFonts w:ascii="Times New Roman" w:hAnsi="Times New Roman"/>
+            <w:sz w:val="22"/>
+            <w:color w:val="0563C1"/>
+            <w:u w:val="single"/>
+          </w:rPr>
+          <w:t xml:space="preserve">https://bdsp.io/content/nf89816gtxbon11kbr9a/view-license/1.0/</w:t>
+        </w:r>
+      </w:hyperlink>
+      <w:r>
+        <w:rPr>
+          <w:rFonts w:ascii="Times New Roman" w:hAnsi="Times New Roman"/>
+          <w:b w:val="0"/>
+          <w:i w:val="0"/>
+          <w:sz w:val="22"/>
+        </w:rPr>
+        <w:t>.</w:t>
       </w:r>
     </w:p>
     <w:p>
@@ -4850,7 +4890,7 @@
         </w:rPr>
         <w:t xml:space="preserve">All code used to build, de-identify, and validate the release is available at </w:t>
       </w:r>
-      <w:hyperlink r:id="rId11">
+      <w:hyperlink r:id="rId13">
         <w:r>
           <w:rPr>
             <w:rFonts w:ascii="Times New Roman" w:hAnsi="Times New Roman"/>
@@ -4994,7 +5034,7 @@
                     <pic:cNvPicPr/>
                   </pic:nvPicPr>
                   <pic:blipFill>
-                    <a:blip r:embed="rId12"/>
+                    <a:blip r:embed="rId14"/>
                     <a:stretch>
                       <a:fillRect/>
                     </a:stretch>
@@ -5056,7 +5096,7 @@
                     <pic:cNvPicPr/>
                   </pic:nvPicPr>
                   <pic:blipFill>
-                    <a:blip r:embed="rId13"/>
+                    <a:blip r:embed="rId15"/>
                     <a:stretch>
                       <a:fillRect/>
                     </a:stretch>
@@ -5118,7 +5158,7 @@
                     <pic:cNvPicPr/>
                   </pic:nvPicPr>
                   <pic:blipFill>
-                    <a:blip r:embed="rId14"/>
+                    <a:blip r:embed="rId16"/>
                     <a:stretch>
                       <a:fillRect/>
                     </a:stretch>
@@ -5180,7 +5220,7 @@
                     <pic:cNvPicPr/>
                   </pic:nvPicPr>
                   <pic:blipFill>
-                    <a:blip r:embed="rId15"/>
+                    <a:blip r:embed="rId17"/>
                     <a:stretch>
                       <a:fillRect/>
                     </a:stretch>
@@ -5285,7 +5325,7 @@
         </w:rPr>
         <w:t xml:space="preserve">, 22-33 (2009). </w:t>
       </w:r>
-      <w:hyperlink r:id="rId16">
+      <w:hyperlink r:id="rId18">
         <w:r>
           <w:rPr>
             <w:rFonts w:ascii="Times New Roman" w:hAnsi="Times New Roman"/>
@@ -5346,7 +5386,7 @@
         </w:rPr>
         <w:t xml:space="preserve">, 051001 (2019). </w:t>
       </w:r>
-      <w:hyperlink r:id="rId17">
+      <w:hyperlink r:id="rId19">
         <w:r>
           <w:rPr>
             <w:rFonts w:ascii="Times New Roman" w:hAnsi="Times New Roman"/>
@@ -5439,7 +5479,7 @@
         </w:rPr>
         <w:t xml:space="preserve">, 061907 (2001). </w:t>
       </w:r>
-      <w:hyperlink r:id="rId18">
+      <w:hyperlink r:id="rId20">
         <w:r>
           <w:rPr>
             <w:rFonts w:ascii="Times New Roman" w:hAnsi="Times New Roman"/>
@@ -5500,7 +5540,7 @@
         </w:rPr>
         <w:t xml:space="preserve">, 846 (2020). </w:t>
       </w:r>
-      <w:hyperlink r:id="rId19">
+      <w:hyperlink r:id="rId21">
         <w:r>
           <w:rPr>
             <w:rFonts w:ascii="Times New Roman" w:hAnsi="Times New Roman"/>
@@ -5561,7 +5601,7 @@
         </w:rPr>
         <w:t xml:space="preserve">, 117021 (2020). </w:t>
       </w:r>
-      <w:hyperlink r:id="rId20">
+      <w:hyperlink r:id="rId22">
         <w:r>
           <w:rPr>
             <w:rFonts w:ascii="Times New Roman" w:hAnsi="Times New Roman"/>
@@ -5622,7 +5662,7 @@
         </w:rPr>
         <w:t xml:space="preserve">, 196 (2016). </w:t>
       </w:r>
-      <w:hyperlink r:id="rId21">
+      <w:hyperlink r:id="rId23">
         <w:r>
           <w:rPr>
             <w:rFonts w:ascii="Times New Roman" w:hAnsi="Times New Roman"/>
@@ -5683,7 +5723,7 @@
         </w:rPr>
         <w:t xml:space="preserve">, 103 (2019). </w:t>
       </w:r>
-      <w:hyperlink r:id="rId22">
+      <w:hyperlink r:id="rId24">
         <w:r>
           <w:rPr>
             <w:rFonts w:ascii="Times New Roman" w:hAnsi="Times New Roman"/>
@@ -5726,7 +5766,7 @@
         </w:rPr>
         <w:t xml:space="preserve"> (World Health Organization, 2019). </w:t>
       </w:r>
-      <w:hyperlink r:id="rId23">
+      <w:hyperlink r:id="rId25">
         <w:r>
           <w:rPr>
             <w:rFonts w:ascii="Times New Roman" w:hAnsi="Times New Roman"/>
@@ -5787,7 +5827,7 @@
         </w:rPr>
         <w:t xml:space="preserve">, 160044 (2016). </w:t>
       </w:r>
-      <w:hyperlink r:id="rId24">
+      <w:hyperlink r:id="rId26">
         <w:r>
           <w:rPr>
             <w:rFonts w:ascii="Times New Roman" w:hAnsi="Times New Roman"/>
@@ -5848,7 +5888,7 @@
         </w:rPr>
         <w:t xml:space="preserve">, 3411-3425 (2025). </w:t>
       </w:r>
-      <w:hyperlink r:id="rId25">
+      <w:hyperlink r:id="rId27">
         <w:r>
           <w:rPr>
             <w:rFonts w:ascii="Times New Roman" w:hAnsi="Times New Roman"/>
@@ -5909,7 +5949,7 @@
         </w:rPr>
         <w:t xml:space="preserve">, 103 (2020). </w:t>
       </w:r>
-      <w:hyperlink r:id="rId26">
+      <w:hyperlink r:id="rId28">
         <w:r>
           <w:rPr>
             <w:rFonts w:ascii="Times New Roman" w:hAnsi="Times New Roman"/>
@@ -5952,7 +5992,7 @@
         </w:rPr>
         <w:t xml:space="preserve"> </w:t>
       </w:r>
-      <w:hyperlink r:id="rId27">
+      <w:hyperlink r:id="rId29">
         <w:r>
           <w:rPr>
             <w:rFonts w:ascii="Times New Roman" w:hAnsi="Times New Roman"/>

--- a/manuscript-materials/scidata/Neurotech_EEG_Dataset_SciData.docx
+++ b/manuscript-materials/scidata/Neurotech_EEG_Dataset_SciData.docx
@@ -1871,7 +1871,7 @@
           <w:i w:val="0"/>
           <w:sz w:val="22"/>
         </w:rPr>
-        <w:t>This project was conducted under Beth Israel Deaconess Medical Center (BIDMC) Institutional Review Board (IRB) protocol 2022P000417 and under a Business Associate Agreement between BIDMC and Neurotech. The IRB granted a waiver of informed consent for this retrospective use of clinical data and approved publication of the dataset in de-identified form with access restricted by a data use agreement prohibiting attempts at re-identification. The cohort includes patients of all ages, including children, whose data are shared under the same waiver and access controls. The study complied with the Declaration of Helsinki.</w:t>
+        <w:t>This project was conducted under Beth Israel Deaconess Medical Center (BIDMC) Institutional Review Board (IRB) protocol 2022P000417 and under a Business Associate Agreement between BIDMC and Neurotech. The IRB granted a waiver of informed consent for this retrospective use of clinical data and approved publication of the dataset in de-identified form with access restricted by a data use agreement prohibiting attempts at re-identification. The study complied with the Declaration of Helsinki.</w:t>
       </w:r>
     </w:p>
     <w:p>
